--- a/docs/manual/발주-전표-입고-상품관리-매뉴얼-사무실용-초안9.docx
+++ b/docs/manual/발주-전표-입고-상품관리-매뉴얼-사무실용-초안9.docx
@@ -10443,6 +10443,75 @@
         <w:t xml:space="preserve">발주서는 우리가 공급처에 "이만큼 주문합니다"라고 보내는 문서입니다. 위 1~3장의 전표(공급처가 보내는 서류)와는 방향이 반대입니다. 위치는 왼쪽 메뉴 "발주 관리"(입고·전표입력과는 다른 메뉴)입니다. 작성·수정은 사장님·매니저만 할 수 있고, 직원은 조회만 됩니다.</w:t>
       </w:r>
     </w:p>
+    <w:p>
+      <w:pPr>
+        <w:pBdr>
+          <w:top w:val="single" w:color="94A3B8" w:sz="4"/>
+          <w:bottom w:val="single" w:color="94A3B8" w:sz="4"/>
+          <w:left w:val="single" w:color="94A3B8" w:sz="4"/>
+          <w:right w:val="single" w:color="94A3B8" w:sz="4"/>
+        </w:pBdr>
+        <w:spacing w:after="40" w:before="80"/>
+        <w:jc w:val="center"/>
+      </w:pPr>
+      <w:r>
+        <w:drawing>
+          <wp:inline distT="0" distB="0" distL="0" distR="0">
+            <wp:extent cx="5905500" cy="3324225"/>
+            <wp:effectExtent t="0" r="0" b="0" l="0"/>
+            <wp:docPr id="1" name="" descr="" title=""/>
+            <wp:cNvGraphicFramePr>
+              <a:graphicFrameLocks xmlns:a="http://schemas.openxmlformats.org/drawingml/2006/main" noChangeAspect="1"/>
+            </wp:cNvGraphicFramePr>
+            <a:graphic xmlns:a="http://schemas.openxmlformats.org/drawingml/2006/main">
+              <a:graphicData uri="http://schemas.openxmlformats.org/drawingml/2006/picture">
+                <pic:pic xmlns:pic="http://schemas.openxmlformats.org/drawingml/2006/picture">
+                  <pic:nvPicPr>
+                    <pic:cNvPr id="0" name="" descr=""/>
+                    <pic:cNvPicPr>
+                      <a:picLocks noChangeAspect="1" noChangeArrowheads="1"/>
+                    </pic:cNvPicPr>
+                  </pic:nvPicPr>
+                  <pic:blipFill>
+                    <a:blip r:embed="rId8" cstate="none"/>
+                    <a:srcRect/>
+                    <a:stretch>
+                      <a:fillRect/>
+                    </a:stretch>
+                  </pic:blipFill>
+                  <pic:spPr bwMode="auto">
+                    <a:xfrm>
+                      <a:off x="0" y="0"/>
+                      <a:ext cx="5905500" cy="3324225"/>
+                    </a:xfrm>
+                    <a:prstGeom prst="rect">
+                      <a:avLst/>
+                    </a:prstGeom>
+                  </pic:spPr>
+                </pic:pic>
+              </a:graphicData>
+            </a:graphic>
+          </wp:inline>
+        </w:drawing>
+      </w:r>
+    </w:p>
+    <w:p>
+      <w:pPr>
+        <w:spacing w:after="160"/>
+        <w:jc w:val="center"/>
+      </w:pPr>
+      <w:r>
+        <w:rPr>
+          <w:rFonts w:ascii="Malgun Gothic" w:cs="Malgun Gothic" w:eastAsia="Malgun Gothic" w:hAnsi="Malgun Gothic"/>
+          <w:i/>
+          <w:iCs/>
+          <w:color w:val="64748B"/>
+          <w:sz w:val="18"/>
+          <w:szCs w:val="18"/>
+        </w:rPr>
+        <w:t xml:space="preserve">실제 화면 — 발주 관리. 왼쪽 메뉴에서 "발주 관리"를 누르면 이 화면이 나옵니다. "진행 중" 배지, 줄마다 "받음 · 남음" 표시, "카톡용 문구 복사"·"발주강제종결"·"취소" 버튼이 보입니다.</w:t>
+      </w:r>
+    </w:p>
     <w:tbl>
       <w:tblPr>
         <w:tblW w:type="dxa" w:w="9638"/>
@@ -10555,6 +10624,75 @@
           <w:szCs w:val="22"/>
         </w:rPr>
         <w:t xml:space="preserve">"+ 새 발주서 작성" 버튼을 누르면 입력 칸이 펼쳐집니다.</w:t>
+      </w:r>
+    </w:p>
+    <w:p>
+      <w:pPr>
+        <w:pBdr>
+          <w:top w:val="single" w:color="94A3B8" w:sz="4"/>
+          <w:bottom w:val="single" w:color="94A3B8" w:sz="4"/>
+          <w:left w:val="single" w:color="94A3B8" w:sz="4"/>
+          <w:right w:val="single" w:color="94A3B8" w:sz="4"/>
+        </w:pBdr>
+        <w:spacing w:after="40" w:before="80"/>
+        <w:jc w:val="center"/>
+      </w:pPr>
+      <w:r>
+        <w:drawing>
+          <wp:inline distT="0" distB="0" distL="0" distR="0">
+            <wp:extent cx="5905500" cy="4514850"/>
+            <wp:effectExtent t="0" r="0" b="0" l="0"/>
+            <wp:docPr id="1" name="" descr="" title=""/>
+            <wp:cNvGraphicFramePr>
+              <a:graphicFrameLocks xmlns:a="http://schemas.openxmlformats.org/drawingml/2006/main" noChangeAspect="1"/>
+            </wp:cNvGraphicFramePr>
+            <a:graphic xmlns:a="http://schemas.openxmlformats.org/drawingml/2006/main">
+              <a:graphicData uri="http://schemas.openxmlformats.org/drawingml/2006/picture">
+                <pic:pic xmlns:pic="http://schemas.openxmlformats.org/drawingml/2006/picture">
+                  <pic:nvPicPr>
+                    <pic:cNvPr id="0" name="" descr=""/>
+                    <pic:cNvPicPr>
+                      <a:picLocks noChangeAspect="1" noChangeArrowheads="1"/>
+                    </pic:cNvPicPr>
+                  </pic:nvPicPr>
+                  <pic:blipFill>
+                    <a:blip r:embed="rId9" cstate="none"/>
+                    <a:srcRect/>
+                    <a:stretch>
+                      <a:fillRect/>
+                    </a:stretch>
+                  </pic:blipFill>
+                  <pic:spPr bwMode="auto">
+                    <a:xfrm>
+                      <a:off x="0" y="0"/>
+                      <a:ext cx="5905500" cy="4514850"/>
+                    </a:xfrm>
+                    <a:prstGeom prst="rect">
+                      <a:avLst/>
+                    </a:prstGeom>
+                  </pic:spPr>
+                </pic:pic>
+              </a:graphicData>
+            </a:graphic>
+          </wp:inline>
+        </w:drawing>
+      </w:r>
+    </w:p>
+    <w:p>
+      <w:pPr>
+        <w:spacing w:after="160"/>
+        <w:jc w:val="center"/>
+      </w:pPr>
+      <w:r>
+        <w:rPr>
+          <w:rFonts w:ascii="Malgun Gothic" w:cs="Malgun Gothic" w:eastAsia="Malgun Gothic" w:hAnsi="Malgun Gothic"/>
+          <w:i/>
+          <w:iCs/>
+          <w:color w:val="64748B"/>
+          <w:sz w:val="18"/>
+          <w:szCs w:val="18"/>
+        </w:rPr>
+        <w:t xml:space="preserve">실제 화면 — 새 발주서 작성 칸. 공급처·발주일·엑셀 올리기, "축종부터 차례로 골라주세요" 품목 선택, "+ 줄 추가"·"발주서 저장" 버튼이 보입니다.</w:t>
       </w:r>
     </w:p>
     <w:p>
@@ -18219,7 +18357,7 @@
           <w:sz w:val="22"/>
           <w:szCs w:val="22"/>
         </w:rPr>
-        <w:t xml:space="preserve">화면 캡처 사진을 넣지 못했습니다. 실제 화면 캡처를 넣으면 훨씬 쉬워집니다.</w:t>
+        <w:t xml:space="preserve">화면 캡처는 4장(발주 관리)에 2장만 들어가 있습니다. 다른 장(1~3, 5장)에도 실제 화면 캡처를 넣으면 훨씬 쉬워집니다.</w:t>
       </w:r>
     </w:p>
     <w:p>
